--- a/Job Applications - Oct 2026/06 Royal Ontario Museum - Curatorial Project Director Canada/Adekunle_Adeniji_Cover_Letter_ROM_Curatorial_Project_Director_Canada.docx
+++ b/Job Applications - Oct 2026/06 Royal Ontario Museum - Curatorial Project Director Canada/Adekunle_Adeniji_Cover_Letter_ROM_Curatorial_Project_Director_Canada.docx
@@ -131,7 +131,7 @@
         <w:jc w:val="left"/>
       </w:pPr>
       <w:r>
-        <w:t xml:space="preserve">That experience maps closely to the bridge this role provides between curatorial leadership, the project team, and museum management. I plan timelines, budgets, research, and risk; I document decisions and next steps after every planning meeting; and I give leaders the updates they need to decide quickly. At the Denver Art Museum, I collaborated with community advisors to shape exhibitions and public programming, which taught me that the strongest interpretation is built with communities, not only for them. Today I lead a program at Emole Futures Initiative in Kingston, where I set objectives with the executive team, manage budgets across four concurrent workstreams, and report outcomes to executives and external partners.</w:t>
+        <w:t xml:space="preserve">That experience maps closely to the bridge this role provides between curatorial leadership, the project team, and museum management. I plan timelines, budgets, research, and risk; I document decisions and next steps from planning meetings; and I give leaders the updates they need to decide quickly. At the Denver Art Museum, I collaborated with community advisors to shape exhibitions and public programming, which taught me that the strongest interpretation is built with communities, not only for them. Today I lead a program at Emole Futures Initiative in Kingston, where I set objectives with the executive team, manage budgets across four concurrent workstreams, and report outcomes to executives and external partners.</w:t>
       </w:r>
     </w:p>
     <w:p>
